--- a/小野町_引継ぎ_整理済/03_計画素案/小野町_障がい計画_前回からの追加と計画素案の構成_20261008.docx
+++ b/小野町_引継ぎ_整理済/03_計画素案/小野町_障がい計画_前回からの追加と計画素案の構成_20261008.docx
@@ -143,6 +143,7 @@
     </w:p>
     <w:p>
       <w:pPr>
+        <w:pStyle w:val="Heading1"/>
         <w:keepNext/>
         <w:spacing w:before="240" w:after="100"/>
       </w:pPr>
@@ -625,6 +626,7 @@
     </w:p>
     <w:p>
       <w:pPr>
+        <w:pStyle w:val="Heading1"/>
         <w:keepNext/>
         <w:spacing w:before="240" w:after="100"/>
       </w:pPr>
@@ -1976,6 +1978,7 @@
     </w:p>
     <w:p>
       <w:pPr>
+        <w:pStyle w:val="Heading1"/>
         <w:keepNext/>
         <w:spacing w:before="240" w:after="100"/>
       </w:pPr>
@@ -3593,6 +3596,7 @@
     </w:p>
     <w:p>
       <w:pPr>
+        <w:pStyle w:val="Heading1"/>
         <w:keepNext/>
         <w:spacing w:before="240" w:after="100"/>
       </w:pPr>
@@ -3634,6 +3638,7 @@
     </w:p>
     <w:p>
       <w:pPr>
+        <w:pStyle w:val="Heading2"/>
         <w:keepNext/>
         <w:spacing w:before="180" w:after="100"/>
       </w:pPr>
@@ -3898,6 +3903,7 @@
     </w:p>
     <w:p>
       <w:pPr>
+        <w:pStyle w:val="Heading2"/>
         <w:keepNext/>
         <w:spacing w:before="180" w:after="100"/>
       </w:pPr>
@@ -4135,6 +4141,7 @@
     </w:p>
     <w:p>
       <w:pPr>
+        <w:pStyle w:val="Heading1"/>
         <w:keepNext/>
         <w:spacing w:before="240" w:after="100"/>
       </w:pPr>
@@ -4850,6 +4857,7 @@
     </w:p>
     <w:p>
       <w:pPr>
+        <w:pStyle w:val="Heading1"/>
         <w:keepNext/>
         <w:spacing w:before="240" w:after="100"/>
       </w:pPr>
@@ -6696,6 +6704,7 @@
     </w:p>
     <w:p>
       <w:pPr>
+        <w:pStyle w:val="Heading2"/>
         <w:keepNext/>
         <w:spacing w:before="180" w:after="100"/>
       </w:pPr>
@@ -6808,6 +6817,7 @@
     </w:p>
     <w:p>
       <w:pPr>
+        <w:pStyle w:val="Heading1"/>
         <w:keepNext/>
         <w:spacing w:before="240" w:after="100"/>
       </w:pPr>
@@ -7363,6 +7373,7 @@
     </w:p>
     <w:p>
       <w:pPr>
+        <w:pStyle w:val="Heading2"/>
         <w:keepNext/>
         <w:spacing w:before="180" w:after="100"/>
       </w:pPr>
@@ -7413,6 +7424,7 @@
     </w:p>
     <w:p>
       <w:pPr>
+        <w:pStyle w:val="Heading2"/>
         <w:keepNext/>
         <w:spacing w:before="180" w:after="100"/>
       </w:pPr>
@@ -7766,6 +7778,7 @@
     </w:p>
     <w:p>
       <w:pPr>
+        <w:pStyle w:val="Heading1"/>
         <w:keepNext/>
         <w:spacing w:before="240" w:after="100"/>
       </w:pPr>
@@ -8870,6 +8883,7 @@
     <w:rPr>
       <w:rFonts w:ascii="游ゴシック" w:hAnsi="游ゴシック" w:eastAsia="游ゴシック"/>
       <w:sz w:val="21"/>
+      <w:lang w:val="en-US" w:eastAsia="ja-JP"/>
     </w:rPr>
   </w:style>
   <w:style w:type="paragraph" w:styleId="Header">
@@ -8927,15 +8941,17 @@
     <w:pPr>
       <w:keepNext/>
       <w:keepLines/>
-      <w:spacing w:before="480" w:after="0"/>
+      <w:spacing w:before="240" w:after="100"/>
+      <w:ind w:left="0" w:firstLine="0"/>
       <w:outlineLvl w:val="0"/>
     </w:pPr>
     <w:rPr>
-      <w:rFonts w:asciiTheme="majorHAnsi" w:eastAsiaTheme="majorEastAsia" w:hAnsiTheme="majorHAnsi" w:cstheme="majorBidi"/>
+      <w:rFonts w:asciiTheme="majorHAnsi" w:eastAsiaTheme="majorEastAsia" w:hAnsiTheme="majorHAnsi" w:cstheme="majorBidi" w:ascii="游ゴシック" w:hAnsi="游ゴシック" w:eastAsia="游ゴシック"/>
       <w:b/>
       <w:bCs/>
-      <w:color w:val="365F91" w:themeColor="accent1" w:themeShade="BF"/>
-      <w:sz w:val="28"/>
+      <w:i w:val="0"/>
+      <w:color w:val="2E74B5"/>
+      <w:sz w:val="30"/>
       <w:szCs w:val="28"/>
     </w:rPr>
   </w:style>
@@ -8951,15 +8967,17 @@
     <w:pPr>
       <w:keepNext/>
       <w:keepLines/>
-      <w:spacing w:before="200" w:after="0"/>
+      <w:spacing w:before="180" w:after="100"/>
+      <w:ind w:left="0" w:firstLine="0"/>
       <w:outlineLvl w:val="1"/>
     </w:pPr>
     <w:rPr>
-      <w:rFonts w:asciiTheme="majorHAnsi" w:eastAsiaTheme="majorEastAsia" w:hAnsiTheme="majorHAnsi" w:cstheme="majorBidi"/>
+      <w:rFonts w:asciiTheme="majorHAnsi" w:eastAsiaTheme="majorEastAsia" w:hAnsiTheme="majorHAnsi" w:cstheme="majorBidi" w:ascii="游ゴシック" w:hAnsi="游ゴシック" w:eastAsia="游ゴシック"/>
       <w:b/>
       <w:bCs/>
-      <w:color w:val="4F81BD" w:themeColor="accent1"/>
-      <w:sz w:val="26"/>
+      <w:i w:val="0"/>
+      <w:color w:val="2E74B5"/>
+      <w:sz w:val="25"/>
       <w:szCs w:val="26"/>
     </w:rPr>
   </w:style>
@@ -8975,14 +8993,17 @@
     <w:pPr>
       <w:keepNext/>
       <w:keepLines/>
-      <w:spacing w:before="200" w:after="0"/>
+      <w:spacing w:before="180" w:after="80"/>
+      <w:ind w:left="0" w:firstLine="0"/>
       <w:outlineLvl w:val="2"/>
     </w:pPr>
     <w:rPr>
-      <w:rFonts w:asciiTheme="majorHAnsi" w:eastAsiaTheme="majorEastAsia" w:hAnsiTheme="majorHAnsi" w:cstheme="majorBidi"/>
+      <w:rFonts w:asciiTheme="majorHAnsi" w:eastAsiaTheme="majorEastAsia" w:hAnsiTheme="majorHAnsi" w:cstheme="majorBidi" w:ascii="游ゴシック" w:hAnsi="游ゴシック" w:eastAsia="游ゴシック"/>
       <w:b/>
       <w:bCs/>
-      <w:color w:val="4F81BD" w:themeColor="accent1"/>
+      <w:i w:val="0"/>
+      <w:color w:val="1F4D78"/>
+      <w:sz w:val="22"/>
     </w:rPr>
   </w:style>
   <w:style w:type="paragraph" w:styleId="Heading4">

--- a/小野町_引継ぎ_整理済/03_計画素案/小野町_障がい計画_前回からの追加と計画素案の構成_20261008.docx
+++ b/小野町_引継ぎ_整理済/03_計画素案/小野町_障がい計画_前回からの追加と計画素案の構成_20261008.docx
@@ -488,6 +488,7 @@
           </w:tcPr>
           <w:p>
             <w:pPr>
+              <w:keepNext/>
               <w:spacing w:before="20" w:after="20"/>
             </w:pPr>
             <w:r>
@@ -508,6 +509,7 @@
           </w:tcPr>
           <w:p>
             <w:pPr>
+              <w:keepNext/>
               <w:spacing w:before="20" w:after="20"/>
             </w:pPr>
             <w:r>
@@ -528,6 +530,7 @@
           </w:tcPr>
           <w:p>
             <w:pPr>
+              <w:keepNext/>
               <w:spacing w:before="20" w:after="20"/>
             </w:pPr>
             <w:r>
@@ -3792,6 +3795,7 @@
           </w:tcPr>
           <w:p>
             <w:pPr>
+              <w:keepNext/>
               <w:spacing w:before="20" w:after="20"/>
             </w:pPr>
             <w:r>
@@ -3812,6 +3816,7 @@
           </w:tcPr>
           <w:p>
             <w:pPr>
+              <w:keepNext/>
               <w:spacing w:before="20" w:after="20"/>
             </w:pPr>
             <w:r>
@@ -4057,6 +4062,7 @@
           </w:tcPr>
           <w:p>
             <w:pPr>
+              <w:keepNext/>
               <w:spacing w:before="20" w:after="20"/>
             </w:pPr>
             <w:r>
@@ -4077,6 +4083,7 @@
           </w:tcPr>
           <w:p>
             <w:pPr>
+              <w:keepNext/>
               <w:spacing w:before="20" w:after="20"/>
             </w:pPr>
             <w:r>
@@ -4643,6 +4650,7 @@
           </w:tcPr>
           <w:p>
             <w:pPr>
+              <w:keepNext/>
               <w:spacing w:before="20" w:after="20"/>
             </w:pPr>
             <w:r>
@@ -4663,6 +4671,7 @@
           </w:tcPr>
           <w:p>
             <w:pPr>
+              <w:keepNext/>
               <w:spacing w:before="20" w:after="20"/>
             </w:pPr>
             <w:r>
@@ -4683,6 +4692,7 @@
           </w:tcPr>
           <w:p>
             <w:pPr>
+              <w:keepNext/>
               <w:spacing w:before="20" w:after="20"/>
             </w:pPr>
             <w:r>
@@ -4703,6 +4713,7 @@
           </w:tcPr>
           <w:p>
             <w:pPr>
+              <w:keepNext/>
               <w:spacing w:before="20" w:after="20"/>
             </w:pPr>
             <w:r>
@@ -7191,6 +7202,7 @@
           </w:tcPr>
           <w:p>
             <w:pPr>
+              <w:keepNext/>
               <w:spacing w:before="20" w:after="20"/>
             </w:pPr>
             <w:r>
@@ -7211,6 +7223,7 @@
           </w:tcPr>
           <w:p>
             <w:pPr>
+              <w:keepNext/>
               <w:spacing w:before="20" w:after="20"/>
             </w:pPr>
             <w:r>
@@ -7231,6 +7244,7 @@
           </w:tcPr>
           <w:p>
             <w:pPr>
+              <w:keepNext/>
               <w:spacing w:before="20" w:after="20"/>
             </w:pPr>
             <w:r>
@@ -7251,6 +7265,7 @@
           </w:tcPr>
           <w:p>
             <w:pPr>
+              <w:keepNext/>
               <w:spacing w:before="20" w:after="20"/>
             </w:pPr>
             <w:r>
@@ -7622,6 +7637,7 @@
           </w:tcPr>
           <w:p>
             <w:pPr>
+              <w:keepNext/>
               <w:spacing w:before="20" w:after="20"/>
             </w:pPr>
             <w:r>
@@ -7642,6 +7658,7 @@
           </w:tcPr>
           <w:p>
             <w:pPr>
+              <w:keepNext/>
               <w:spacing w:before="20" w:after="20"/>
             </w:pPr>
             <w:r>
@@ -7662,6 +7679,7 @@
           </w:tcPr>
           <w:p>
             <w:pPr>
+              <w:keepNext/>
               <w:spacing w:before="20" w:after="20"/>
             </w:pPr>
             <w:r>

--- a/小野町_引継ぎ_整理済/03_計画素案/小野町_障がい計画_前回からの追加と計画素案の構成_20261008.docx
+++ b/小野町_引継ぎ_整理済/03_計画素案/小野町_障がい計画_前回からの追加と計画素案の構成_20261008.docx
@@ -8242,6 +8242,7 @@
           </w:tcPr>
           <w:p>
             <w:pPr>
+              <w:keepNext/>
               <w:spacing w:before="20" w:after="20"/>
             </w:pPr>
             <w:r>
@@ -8262,6 +8263,7 @@
           </w:tcPr>
           <w:p>
             <w:pPr>
+              <w:keepNext/>
               <w:spacing w:before="20" w:after="20"/>
             </w:pPr>
             <w:r>
@@ -8282,6 +8284,7 @@
           </w:tcPr>
           <w:p>
             <w:pPr>
+              <w:keepNext/>
               <w:spacing w:before="20" w:after="20"/>
             </w:pPr>
             <w:r>

--- a/小野町_引継ぎ_整理済/03_計画素案/小野町_障がい計画_前回からの追加と計画素案の構成_20261008.docx
+++ b/小野町_引継ぎ_整理済/03_計画素案/小野町_障がい計画_前回からの追加と計画素案の構成_20261008.docx
@@ -2858,7 +2858,7 @@
                 <w:i w:val="0"/>
                 <w:sz w:val="17"/>
               </w:rPr>
-              <w:t>医療的ケア児等（医療的ケア児＋医療的ケア者）</w:t>
+              <w:t>医療的ケア児等（医療的ケア児＋18歳以上の方）</w:t>
             </w:r>
           </w:p>
         </w:tc>
@@ -2878,7 +2878,7 @@
                 <w:i w:val="0"/>
                 <w:sz w:val="17"/>
               </w:rPr>
-              <w:t>令和8年8月19日の基本指針の改正案。医療的ケア児支援法の改正により18歳到達後の切れ目ない支援が基本理念に加わり、医療的ケア者（成人）が新設された。医療的ケア児支援センターは医療的ケア児等支援センターに、協議の場は医療的ケア児等支援地域協議会（法第18条の2第1項）になる</w:t>
+              <w:t>令和8年8月19日の基本指針の改正案。医療的ケア児支援法の改正により18歳到達後の切れ目ない支援が基本理念に加わり、18歳以上の医療的ケア児等が新設された。医療的ケア児支援センターは医療的ケア児等支援センターに、協議の場は医療的ケア児等支援地域協議会（法第18条の2第1項）になる</w:t>
             </w:r>
           </w:p>
         </w:tc>
@@ -5926,7 +5926,7 @@
                 <w:i w:val="0"/>
                 <w:sz w:val="17"/>
               </w:rPr>
-              <w:t>3を新設（医療的ケア者を含む）。1は成果目標（第3部第1章）と連動させる</w:t>
+              <w:t>3を新設（18歳以上の方を含む）。1は成果目標（第3部第1章）と連動させる</w:t>
             </w:r>
           </w:p>
         </w:tc>
